--- a/examples/notice.docx
+++ b/examples/notice.docx
@@ -10,11 +10,12 @@
       <w:r>
         <w:rPr>
           <w:rFonts w:ascii="华文中宋" w:hAnsi="华文中宋" w:eastAsia="华文中宋" w:cs="华文中宋"/>
+          <w:b/>
           <w:color w:val="D40000"/>
           <w:sz w:val="72"/>
           <w:szCs w:val="72"/>
         </w:rPr>
-        <w:t xml:space="preserve">综合办公室文件</w:t>
+        <w:t xml:space="preserve">大肥鱼俱乐部文件</w:t>
       </w:r>
     </w:p>
     <w:p>
@@ -28,7 +29,7 @@
           <w:sz w:val="32"/>
           <w:szCs w:val="32"/>
         </w:rPr>
-        <w:t xml:space="preserve">综字〔2026〕7 号</w:t>
+        <w:t xml:space="preserve">大肥鱼字〔2026〕7 号</w:t>
       </w:r>
     </w:p>
     <w:p>
@@ -299,7 +300,7 @@
           <w:sz w:val="32"/>
           <w:szCs w:val="32"/>
         </w:rPr>
-        <w:t xml:space="preserve">已有模板不符合上述要求的，应于本月底前完成修订。格式核查中遇到技术问题，及时与综合办公室联系。</w:t>
+        <w:t xml:space="preserve">已有模板不符合上述要求的，应于本月底前完成修订。格式核查中遇到技术问题，及时与大肥鱼俱乐部联系。</w:t>
       </w:r>
     </w:p>
     <w:p>
@@ -359,7 +360,7 @@
           <w:sz w:val="32"/>
           <w:szCs w:val="32"/>
         </w:rPr>
-        <w:t xml:space="preserve">综合办公室</w:t>
+        <w:t xml:space="preserve">大肥鱼俱乐部</w:t>
       </w:r>
     </w:p>
     <w:p>

--- a/examples/notice.docx
+++ b/examples/notice.docx
@@ -10,7 +10,6 @@
       <w:r>
         <w:rPr>
           <w:rFonts w:ascii="华文中宋" w:hAnsi="华文中宋" w:eastAsia="华文中宋" w:cs="华文中宋"/>
-          <w:b/>
           <w:color w:val="D40000"/>
           <w:sz w:val="72"/>
           <w:szCs w:val="72"/>
@@ -29,7 +28,7 @@
           <w:sz w:val="32"/>
           <w:szCs w:val="32"/>
         </w:rPr>
-        <w:t xml:space="preserve">大肥鱼字〔2026〕7 号</w:t>
+        <w:t xml:space="preserve">肥字〔2026〕7 号</w:t>
       </w:r>
     </w:p>
     <w:p>

--- a/examples/notice.docx
+++ b/examples/notice.docx
@@ -350,7 +350,7 @@
       <w:pPr>
         <w:spacing w:before="480" w:line="560" w:lineRule="exact"/>
         <w:ind w:firstLine="0"/>
-        <w:ind w:right="320"/>
+        <w:ind w:right="40"/>
         <w:jc w:val="right"/>
       </w:pPr>
       <w:r>
@@ -366,7 +366,7 @@
       <w:pPr>
         <w:spacing w:line="560" w:lineRule="exact"/>
         <w:ind w:firstLine="0"/>
-        <w:ind w:right="640"/>
+        <w:ind w:right="32"/>
         <w:jc w:val="right"/>
       </w:pPr>
       <w:r>

--- a/examples/notice.docx
+++ b/examples/notice.docx
@@ -320,7 +320,7 @@
       <w:pPr>
         <w:spacing w:before="320" w:line="560" w:lineRule="exact"/>
         <w:ind w:firstLine="0"/>
-        <w:ind w:left="320"/>
+        <w:ind w:left="640"/>
       </w:pPr>
       <w:r>
         <w:rPr>
@@ -335,7 +335,7 @@
       <w:pPr>
         <w:spacing w:line="560" w:lineRule="exact"/>
         <w:ind w:firstLine="0"/>
-        <w:ind w:left="960"/>
+        <w:ind w:left="1600"/>
       </w:pPr>
       <w:r>
         <w:rPr>
